--- a/LLDD/word/BE/LLDD-BE-API-Common-Contracts.docx
+++ b/LLDD/word/BE/LLDD-BE-API-Common-Contracts.docx
@@ -2862,7 +2862,22 @@
                 <w:rFonts w:ascii="Arial" w:hAnsi="Arial" w:eastAsia="Arial" w:cs="Tahoma"/>
                 <w:sz w:val="18"/>
               </w:rPr>
-              <w:t>verbatim from actionOptions</w:t>
+              <w:t>actionOptions[].</w:t>
+            </w:r>
+            <w:r>
+              <w:rPr>
+                <w:rFonts w:ascii="Arial" w:hAnsi="Arial" w:eastAsia="Arial" w:cs="Tahoma"/>
+                <w:b/>
+                <w:sz w:val="18"/>
+              </w:rPr>
+              <w:t>value</w:t>
+            </w:r>
+            <w:r>
+              <w:rPr>
+                <w:rFonts w:ascii="Arial" w:hAnsi="Arial" w:eastAsia="Arial" w:cs="Tahoma"/>
+                <w:sz w:val="18"/>
+              </w:rPr>
+              <w:t xml:space="preserve"> (ไม่ใช่ label)</w:t>
             </w:r>
           </w:p>
         </w:tc>
@@ -2912,7 +2927,49 @@
                 <w:rFonts w:ascii="Arial" w:hAnsi="Arial" w:eastAsia="Arial" w:cs="Tahoma"/>
                 <w:sz w:val="18"/>
               </w:rPr>
-              <w:t>ต้องเป็นค่าที่ BE ส่งมาใน role profile ของเอกสารนั้น</w:t>
+              <w:t xml:space="preserve">ต้องเป็นค่า </w:t>
+            </w:r>
+            <w:r>
+              <w:rPr>
+                <w:rFonts w:ascii="Courier New" w:hAnsi="Courier New" w:eastAsia="Courier New" w:cs="Tahoma"/>
+                <w:sz w:val="18"/>
+              </w:rPr>
+              <w:t>value</w:t>
+            </w:r>
+            <w:r>
+              <w:rPr>
+                <w:rFonts w:ascii="Arial" w:hAnsi="Arial" w:eastAsia="Arial" w:cs="Tahoma"/>
+                <w:sz w:val="18"/>
+              </w:rPr>
+              <w:t xml:space="preserve"> ที่ BE ส่งมาใน </w:t>
+            </w:r>
+            <w:r>
+              <w:rPr>
+                <w:rFonts w:ascii="Courier New" w:hAnsi="Courier New" w:eastAsia="Courier New" w:cs="Tahoma"/>
+                <w:sz w:val="18"/>
+              </w:rPr>
+              <w:t>actionOptions</w:t>
+            </w:r>
+            <w:r>
+              <w:rPr>
+                <w:rFonts w:ascii="Arial" w:hAnsi="Arial" w:eastAsia="Arial" w:cs="Tahoma"/>
+                <w:sz w:val="18"/>
+              </w:rPr>
+              <w:t xml:space="preserve"> ของ role profile เอกสารนั้น — ไม่ใช่ </w:t>
+            </w:r>
+            <w:r>
+              <w:rPr>
+                <w:rFonts w:ascii="Courier New" w:hAnsi="Courier New" w:eastAsia="Courier New" w:cs="Tahoma"/>
+                <w:sz w:val="18"/>
+              </w:rPr>
+              <w:t>label</w:t>
+            </w:r>
+            <w:r>
+              <w:rPr>
+                <w:rFonts w:ascii="Arial" w:hAnsi="Arial" w:eastAsia="Arial" w:cs="Tahoma"/>
+                <w:sz w:val="18"/>
+              </w:rPr>
+              <w:t xml:space="preserve"> ที่ใช้แสดงผล</w:t>
             </w:r>
           </w:p>
         </w:tc>
@@ -4378,7 +4435,7 @@
                 <w:rFonts w:ascii="Arial" w:hAnsi="Arial" w:eastAsia="Arial" w:cs="Tahoma"/>
                 <w:sz w:val="18"/>
               </w:rPr>
-              <w:t>Interface (tracking / ACK)</w:t>
+              <w:t>Interface (tracking)</w:t>
             </w:r>
           </w:p>
         </w:tc>
@@ -4428,7 +4485,7 @@
                 <w:rFonts w:ascii="Arial" w:hAnsi="Arial" w:eastAsia="Arial" w:cs="Tahoma"/>
                 <w:sz w:val="18"/>
               </w:rPr>
-              <w:t>3</w:t>
+              <w:t>2</w:t>
             </w:r>
           </w:p>
         </w:tc>
@@ -4474,14 +4531,22 @@
                 <w:rFonts w:ascii="Arial" w:hAnsi="Arial" w:eastAsia="Arial" w:cs="Tahoma"/>
                 <w:sz w:val="18"/>
               </w:rPr>
-              <w:t xml:space="preserve"> · </w:t>
-            </w:r>
-            <w:r>
-              <w:rPr>
-                <w:rFonts w:ascii="Courier New" w:hAnsi="Courier New" w:eastAsia="Courier New" w:cs="Tahoma"/>
-                <w:sz w:val="18"/>
-              </w:rPr>
-              <w:t>/sta/ack</w:t>
+              <w:t xml:space="preserve"> — </w:t>
+            </w:r>
+            <w:r>
+              <w:rPr>
+                <w:rFonts w:ascii="Arial" w:hAnsi="Arial" w:eastAsia="Arial" w:cs="Tahoma"/>
+                <w:b/>
+                <w:sz w:val="18"/>
+              </w:rPr>
+              <w:t>ตัด `/sta/ack` 2026-09-08</w:t>
+            </w:r>
+            <w:r>
+              <w:rPr>
+                <w:rFonts w:ascii="Arial" w:hAnsi="Arial" w:eastAsia="Arial" w:cs="Tahoma"/>
+                <w:sz w:val="18"/>
+              </w:rPr>
+              <w:t xml:space="preserve"> (ข้อ 2.13 · สเปก STA ไม่มี ACK แบบ HTTP)</w:t>
             </w:r>
           </w:p>
         </w:tc>
@@ -4496,7 +4561,7 @@
         <w:t>Batch job ไม่มีกลุ่ม path ของตัวเอง</w:t>
       </w:r>
       <w:r>
-        <w:t xml:space="preserve"> — Jobs 2-10 + 8b รันด้วย cron/CLI ไม่ได้เปิด endpoint (กลุ่ม Batch Job Admin 6 เส้นถูกตัดทิ้ง 2026-08-06) · หน้าต่างที่มองเห็นผลของ job คือ </w:t>
+        <w:t xml:space="preserve"> — Jobs 2, 3, 4, 5, 6, 7, 8, 8b, 9, 10, 11, 12 (รวม 12 job) รันด้วย AWS Batch/CLI ไม่ได้เปิด endpoint (กลุ่ม Batch Job Admin 6 เส้นถูกตัดทิ้ง 2026-08-06) · หน้าต่างที่มองเห็นผลของ job คือ </w:t>
       </w:r>
       <w:r>
         <w:rPr>
@@ -4515,6 +4580,77 @@
       </w:r>
       <w:r>
         <w:t>) กับ application log เท่านั้น</w:t>
+        <w:br/>
+        <w:br/>
+      </w:r>
+      <w:r>
+        <w:rPr>
+          <w:b/>
+        </w:rPr>
+        <w:t>repo ปลายทางของ batch job ทุกตัวคือ `SBP/srm-sps-spsap-sop-sgi-batch`</w:t>
+      </w:r>
+      <w:r>
+        <w:t xml:space="preserve"> — วิธีลงทะเบียน job, รูปแบบ </w:t>
+      </w:r>
+      <w:r>
+        <w:rPr>
+          <w:rFonts w:ascii="Courier New" w:hAnsi="Courier New" w:eastAsia="Courier New" w:cs="Tahoma"/>
+        </w:rPr>
+        <w:t>INPUT</w:t>
+      </w:r>
+      <w:r>
+        <w:t xml:space="preserve">, publisher ของ RabbitMQ, </w:t>
+      </w:r>
+      <w:r>
+        <w:rPr>
+          <w:rFonts w:ascii="Courier New" w:hAnsi="Courier New" w:eastAsia="Courier New" w:cs="Tahoma"/>
+        </w:rPr>
+        <w:t>S3Service</w:t>
+      </w:r>
+      <w:r>
+        <w:t xml:space="preserve"> และ </w:t>
+      </w:r>
+      <w:r>
+        <w:rPr>
+          <w:rFonts w:ascii="Courier New" w:hAnsi="Courier New" w:eastAsia="Courier New" w:cs="Tahoma"/>
+        </w:rPr>
+        <w:t>integration_log</w:t>
+      </w:r>
+      <w:r>
+        <w:t xml:space="preserve"> อ่านได้ที่ </w:t>
+      </w:r>
+      <w:r>
+        <w:rPr>
+          <w:b/>
+        </w:rPr>
+        <w:t>`srm sps spsap sop sgi batch`</w:t>
+      </w:r>
+      <w:r>
+        <w:t xml:space="preserve"> · ห้ามออกแบบ batch ของ SGI โดยไม่อ่านไฟล์นั้นก่อน · ส่วน job ที่ถูก </w:t>
+      </w:r>
+      <w:r>
+        <w:rPr>
+          <w:b/>
+        </w:rPr>
+        <w:t>สั่งจากข้อความ</w:t>
+      </w:r>
+      <w:r>
+        <w:t xml:space="preserve"> (Job 5 · Job 11 · มติ 2026-09-08) ตัวรับข้อความคือ </w:t>
+      </w:r>
+      <w:r>
+        <w:rPr>
+          <w:b/>
+        </w:rPr>
+        <w:t>`SBP/srm-sps-spsap-store-consumer`</w:t>
+      </w:r>
+      <w:r>
+        <w:t xml:space="preserve"> — ดู </w:t>
+      </w:r>
+      <w:r>
+        <w:rPr>
+          <w:rFonts w:ascii="Courier New" w:hAnsi="Courier New" w:eastAsia="Courier New" w:cs="Tahoma"/>
+        </w:rPr>
+        <w:t>srm sps spsap store consumer</w:t>
       </w:r>
     </w:p>
     <w:p>
@@ -4876,35 +5012,63 @@
             <w:r>
               <w:rPr>
                 <w:rFonts w:ascii="Arial" w:hAnsi="Arial" w:eastAsia="Arial" w:cs="Tahoma"/>
+                <w:sz w:val="18"/>
+              </w:rPr>
+              <w:t>~~</w:t>
+            </w:r>
+            <w:r>
+              <w:rPr>
+                <w:rFonts w:ascii="Courier New" w:hAnsi="Courier New" w:eastAsia="Courier New" w:cs="Tahoma"/>
+                <w:sz w:val="18"/>
+              </w:rPr>
+              <w:t>/interfaces/sta/ack</w:t>
+            </w:r>
+            <w:r>
+              <w:rPr>
+                <w:rFonts w:ascii="Arial" w:hAnsi="Arial" w:eastAsia="Arial" w:cs="Tahoma"/>
+                <w:sz w:val="18"/>
+              </w:rPr>
+              <w:t>~~</w:t>
+            </w:r>
+          </w:p>
+        </w:tc>
+        <w:tc>
+          <w:tcPr>
+            <w:tcW w:type="dxa" w:w="3360"/>
+            <w:vAlign w:val="center"/>
+          </w:tcPr>
+          <w:p>
+            <w:pPr>
+              <w:keepLines/>
+              <w:spacing w:after="0"/>
+            </w:pPr>
+            <w:r>
+              <w:rPr>
+                <w:rFonts w:ascii="Arial" w:hAnsi="Arial" w:eastAsia="Arial" w:cs="Tahoma"/>
+                <w:sz w:val="18"/>
+              </w:rPr>
+            </w:r>
+            <w:r>
+              <w:rPr>
+                <w:rFonts w:ascii="Arial" w:hAnsi="Arial" w:eastAsia="Arial" w:cs="Tahoma"/>
+                <w:sz w:val="18"/>
+              </w:rPr>
+              <w:t xml:space="preserve">✅ </w:t>
+            </w:r>
+            <w:r>
+              <w:rPr>
+                <w:rFonts w:ascii="Arial" w:hAnsi="Arial" w:eastAsia="Arial" w:cs="Tahoma"/>
                 <w:b/>
                 <w:sz w:val="18"/>
               </w:rPr>
-              <w:t>`/interfaces/sta/ack`</w:t>
-            </w:r>
-          </w:p>
-        </w:tc>
-        <w:tc>
-          <w:tcPr>
-            <w:tcW w:type="dxa" w:w="3360"/>
-            <w:vAlign w:val="center"/>
-          </w:tcPr>
-          <w:p>
-            <w:pPr>
-              <w:keepLines/>
-              <w:spacing w:after="0"/>
-            </w:pPr>
-            <w:r>
-              <w:rPr>
-                <w:rFonts w:ascii="Arial" w:hAnsi="Arial" w:eastAsia="Arial" w:cs="Tahoma"/>
-                <w:sz w:val="18"/>
-              </w:rPr>
-            </w:r>
-            <w:r>
-              <w:rPr>
-                <w:rFonts w:ascii="Arial" w:hAnsi="Arial" w:eastAsia="Arial" w:cs="Tahoma"/>
-                <w:sz w:val="18"/>
-              </w:rPr>
-              <w:t>🔴 เกือบเหมือนกัน — เสี่ยงยิงผิดเส้นจริง</w:t>
+              <w:t>หมดความเสี่ยงแล้ว</w:t>
+            </w:r>
+            <w:r>
+              <w:rPr>
+                <w:rFonts w:ascii="Arial" w:hAnsi="Arial" w:eastAsia="Arial" w:cs="Tahoma"/>
+                <w:sz w:val="18"/>
+              </w:rPr>
+              <w:t xml:space="preserve"> — เส้นของเราถูกตัดเมื่อ 2026-09-08</w:t>
             </w:r>
           </w:p>
         </w:tc>
@@ -6103,7 +6267,7 @@
                 <w:rFonts w:ascii="Arial" w:hAnsi="Arial" w:eastAsia="Arial" w:cs="Tahoma"/>
                 <w:sz w:val="18"/>
               </w:rPr>
-              <w:t>FILE_TOO_LARGE</w:t>
+              <w:t>REPORT_STATUS_REQUIRED</w:t>
             </w:r>
           </w:p>
         </w:tc>
@@ -6128,7 +6292,7 @@
                 <w:rFonts w:ascii="Arial" w:hAnsi="Arial" w:eastAsia="Arial" w:cs="Tahoma"/>
                 <w:sz w:val="18"/>
               </w:rPr>
-              <w:t>413</w:t>
+              <w:t>400</w:t>
             </w:r>
           </w:p>
         </w:tc>
@@ -6153,7 +6317,7 @@
                 <w:rFonts w:ascii="Arial" w:hAnsi="Arial" w:eastAsia="Arial" w:cs="Tahoma"/>
                 <w:sz w:val="18"/>
               </w:rPr>
-              <w:t>attachment &gt; 5 MB</w:t>
+              <w:t>กดค้นหาในหน้ารายงานโดยไม่เลือกสถานะ (สถานะเป็น filter บังคับเพียงตัวเดียว · SDD สไลด์ 60)</w:t>
             </w:r>
           </w:p>
         </w:tc>
@@ -6178,7 +6342,7 @@
                 <w:rFonts w:ascii="Arial" w:hAnsi="Arial" w:eastAsia="Arial" w:cs="Tahoma"/>
                 <w:sz w:val="18"/>
               </w:rPr>
-              <w:t>ไฟล์แนบมีขนาดเกิน 5 MB</w:t>
+              <w:t>กรุณาเลือกสถานะก่อนค้นหาข้อมูล</w:t>
             </w:r>
           </w:p>
         </w:tc>
@@ -6208,7 +6372,7 @@
                 <w:rFonts w:ascii="Arial" w:hAnsi="Arial" w:eastAsia="Arial" w:cs="Tahoma"/>
                 <w:sz w:val="18"/>
               </w:rPr>
-              <w:t>FILE_TYPE_UNSUPPORTED</w:t>
+              <w:t>ATTACHMENT_FILE_REQUIRED</w:t>
             </w:r>
           </w:p>
         </w:tc>
@@ -6233,7 +6397,7 @@
                 <w:rFonts w:ascii="Arial" w:hAnsi="Arial" w:eastAsia="Arial" w:cs="Tahoma"/>
                 <w:sz w:val="18"/>
               </w:rPr>
-              <w:t>415</w:t>
+              <w:t>422</w:t>
             </w:r>
           </w:p>
         </w:tc>
@@ -6258,7 +6422,7 @@
                 <w:rFonts w:ascii="Arial" w:hAnsi="Arial" w:eastAsia="Arial" w:cs="Tahoma"/>
                 <w:sz w:val="18"/>
               </w:rPr>
-              <w:t>extension/content type ไม่อยู่ใน allowlist</w:t>
+              <w:t>กดปุ่มแนบเอกสารโดยยังไม่ได้เลือกไฟล์</w:t>
             </w:r>
           </w:p>
         </w:tc>
@@ -6283,7 +6447,7 @@
                 <w:rFonts w:ascii="Arial" w:hAnsi="Arial" w:eastAsia="Arial" w:cs="Tahoma"/>
                 <w:sz w:val="18"/>
               </w:rPr>
-              <w:t>ชนิดไฟล์ไม่อนุญาตให้อัปโหลด</w:t>
+              <w:t>กรุณาเลือกไฟล์ที่ต้องการแนบ ก่อนกดแนบเอกสาร</w:t>
             </w:r>
           </w:p>
         </w:tc>
@@ -6313,7 +6477,7 @@
                 <w:rFonts w:ascii="Arial" w:hAnsi="Arial" w:eastAsia="Arial" w:cs="Tahoma"/>
                 <w:sz w:val="18"/>
               </w:rPr>
-              <w:t>FILE_SCAN_BLOCKED</w:t>
+              <w:t>FILE_TOO_LARGE</w:t>
             </w:r>
           </w:p>
         </w:tc>
@@ -6338,7 +6502,7 @@
                 <w:rFonts w:ascii="Arial" w:hAnsi="Arial" w:eastAsia="Arial" w:cs="Tahoma"/>
                 <w:sz w:val="18"/>
               </w:rPr>
-              <w:t>422</w:t>
+              <w:t>413</w:t>
             </w:r>
           </w:p>
         </w:tc>
@@ -6363,7 +6527,7 @@
                 <w:rFonts w:ascii="Arial" w:hAnsi="Arial" w:eastAsia="Arial" w:cs="Tahoma"/>
                 <w:sz w:val="18"/>
               </w:rPr>
-              <w:t>AV scan พบไวรัสหรือ scan failed</w:t>
+              <w:t>attachment &gt; 5 MB</w:t>
             </w:r>
           </w:p>
         </w:tc>
@@ -6388,7 +6552,7 @@
                 <w:rFonts w:ascii="Arial" w:hAnsi="Arial" w:eastAsia="Arial" w:cs="Tahoma"/>
                 <w:sz w:val="18"/>
               </w:rPr>
-              <w:t>ไฟล์แนบไม่ผ่านการตรวจสอบความปลอดภัย</w:t>
+              <w:t>ไฟล์แนบมีขนาดเกิน 5 MB</w:t>
             </w:r>
           </w:p>
         </w:tc>
@@ -6418,7 +6582,7 @@
                 <w:rFonts w:ascii="Arial" w:hAnsi="Arial" w:eastAsia="Arial" w:cs="Tahoma"/>
                 <w:sz w:val="18"/>
               </w:rPr>
-              <w:t>FORBIDDEN</w:t>
+              <w:t>FILE_TYPE_UNSUPPORTED</w:t>
             </w:r>
           </w:p>
         </w:tc>
@@ -6443,7 +6607,7 @@
                 <w:rFonts w:ascii="Arial" w:hAnsi="Arial" w:eastAsia="Arial" w:cs="Tahoma"/>
                 <w:sz w:val="18"/>
               </w:rPr>
-              <w:t>403</w:t>
+              <w:t>415</w:t>
             </w:r>
           </w:p>
         </w:tc>
@@ -6468,7 +6632,7 @@
                 <w:rFonts w:ascii="Arial" w:hAnsi="Arial" w:eastAsia="Arial" w:cs="Tahoma"/>
                 <w:sz w:val="18"/>
               </w:rPr>
-              <w:t>ไม่มีสิทธิ์เมนู/เอกสาร/task</w:t>
+              <w:t>extension/content type ไม่อยู่ใน allowlist</w:t>
             </w:r>
           </w:p>
         </w:tc>
@@ -6493,7 +6657,7 @@
                 <w:rFonts w:ascii="Arial" w:hAnsi="Arial" w:eastAsia="Arial" w:cs="Tahoma"/>
                 <w:sz w:val="18"/>
               </w:rPr>
-              <w:t>กรุณาติดต่อผู้ดูแลระบบ</w:t>
+              <w:t>ชนิดไฟล์ไม่อนุญาตให้อัปโหลด</w:t>
             </w:r>
           </w:p>
         </w:tc>
@@ -6523,7 +6687,7 @@
                 <w:rFonts w:ascii="Arial" w:hAnsi="Arial" w:eastAsia="Arial" w:cs="Tahoma"/>
                 <w:sz w:val="18"/>
               </w:rPr>
-              <w:t>DUPLICATE_DOCUMENT</w:t>
+              <w:t>FILE_SCAN_BLOCKED</w:t>
             </w:r>
           </w:p>
         </w:tc>
@@ -6548,7 +6712,7 @@
                 <w:rFonts w:ascii="Arial" w:hAnsi="Arial" w:eastAsia="Arial" w:cs="Tahoma"/>
                 <w:sz w:val="18"/>
               </w:rPr>
-              <w:t>409</w:t>
+              <w:t>422</w:t>
             </w:r>
           </w:p>
         </w:tc>
@@ -6573,7 +6737,7 @@
                 <w:rFonts w:ascii="Arial" w:hAnsi="Arial" w:eastAsia="Arial" w:cs="Tahoma"/>
                 <w:sz w:val="18"/>
               </w:rPr>
-              <w:t>business key ซ้ำตอนสร้างเอกสาร</w:t>
+              <w:t>AV scan พบไวรัสหรือ scan failed</w:t>
             </w:r>
           </w:p>
         </w:tc>
@@ -6598,7 +6762,7 @@
                 <w:rFonts w:ascii="Arial" w:hAnsi="Arial" w:eastAsia="Arial" w:cs="Tahoma"/>
                 <w:sz w:val="18"/>
               </w:rPr>
-              <w:t>ร้านนี้ในเดือนนี้มีเอกสารอยู่แล้ว</w:t>
+              <w:t>ไฟล์แนบไม่ผ่านการตรวจสอบความปลอดภัย</w:t>
             </w:r>
           </w:p>
         </w:tc>
@@ -6628,7 +6792,7 @@
                 <w:rFonts w:ascii="Arial" w:hAnsi="Arial" w:eastAsia="Arial" w:cs="Tahoma"/>
                 <w:sz w:val="18"/>
               </w:rPr>
-              <w:t>CONFLICT</w:t>
+              <w:t>FORBIDDEN</w:t>
             </w:r>
           </w:p>
         </w:tc>
@@ -6653,7 +6817,7 @@
                 <w:rFonts w:ascii="Arial" w:hAnsi="Arial" w:eastAsia="Arial" w:cs="Tahoma"/>
                 <w:sz w:val="18"/>
               </w:rPr>
-              <w:t>409</w:t>
+              <w:t>403</w:t>
             </w:r>
           </w:p>
         </w:tc>
@@ -6678,7 +6842,7 @@
                 <w:rFonts w:ascii="Arial" w:hAnsi="Arial" w:eastAsia="Arial" w:cs="Tahoma"/>
                 <w:sz w:val="18"/>
               </w:rPr>
-              <w:t>resource/task ถูกเปลี่ยนหรือเงื่อนไขปัจจุบันไม่ตรงกับคำขอ</w:t>
+              <w:t>ไม่มีสิทธิ์เมนู/เอกสาร/task</w:t>
             </w:r>
           </w:p>
         </w:tc>
@@ -6703,7 +6867,7 @@
                 <w:rFonts w:ascii="Arial" w:hAnsi="Arial" w:eastAsia="Arial" w:cs="Tahoma"/>
                 <w:sz w:val="18"/>
               </w:rPr>
-              <w:t>ข้อมูลมีการเปลี่ยนแปลง กรุณาโหลดข้อมูลล่าสุดแล้วดำเนินการใหม่</w:t>
+              <w:t>กรุณาติดต่อผู้ดูแลระบบ</w:t>
             </w:r>
           </w:p>
         </w:tc>
@@ -6733,7 +6897,7 @@
                 <w:rFonts w:ascii="Arial" w:hAnsi="Arial" w:eastAsia="Arial" w:cs="Tahoma"/>
                 <w:sz w:val="18"/>
               </w:rPr>
-              <w:t>STALE_VERSION</w:t>
+              <w:t>DUPLICATE_DOCUMENT</w:t>
             </w:r>
           </w:p>
         </w:tc>
@@ -6783,7 +6947,7 @@
                 <w:rFonts w:ascii="Arial" w:hAnsi="Arial" w:eastAsia="Arial" w:cs="Tahoma"/>
                 <w:sz w:val="18"/>
               </w:rPr>
-              <w:t>versionNo ที่ส่งมาไม่ตรงกับ sgi_compensation_documents.version_no</w:t>
+              <w:t>business key ซ้ำตอนสร้างเอกสาร</w:t>
             </w:r>
           </w:p>
         </w:tc>
@@ -6808,7 +6972,7 @@
                 <w:rFonts w:ascii="Arial" w:hAnsi="Arial" w:eastAsia="Arial" w:cs="Tahoma"/>
                 <w:sz w:val="18"/>
               </w:rPr>
-              <w:t>ข้อมูลถูกแก้ไขโดยผู้ใช้อื่น กรุณาโหลดข้อมูลล่าสุดแล้วลองอีกครั้ง</w:t>
+              <w:t>ร้านนี้ในเดือนนี้มีเอกสารอยู่แล้ว</w:t>
             </w:r>
           </w:p>
         </w:tc>
@@ -6838,7 +7002,7 @@
                 <w:rFonts w:ascii="Arial" w:hAnsi="Arial" w:eastAsia="Arial" w:cs="Tahoma"/>
                 <w:sz w:val="18"/>
               </w:rPr>
-              <w:t>FS_BRIDGE_UNAVAILABLE</w:t>
+              <w:t>CONFLICT</w:t>
             </w:r>
           </w:p>
         </w:tc>
@@ -6863,7 +7027,7 @@
                 <w:rFonts w:ascii="Arial" w:hAnsi="Arial" w:eastAsia="Arial" w:cs="Tahoma"/>
                 <w:sz w:val="18"/>
               </w:rPr>
-              <w:t>FE</w:t>
+              <w:t>409</w:t>
             </w:r>
           </w:p>
         </w:tc>
@@ -6888,7 +7052,7 @@
                 <w:rFonts w:ascii="Arial" w:hAnsi="Arial" w:eastAsia="Arial" w:cs="Tahoma"/>
                 <w:sz w:val="18"/>
               </w:rPr>
-              <w:t>hidden iframe ไม่ตอบ FS_FORM_READY ภายในเวลาที่กำหนด</w:t>
+              <w:t>resource/task ถูกเปลี่ยนหรือเงื่อนไขปัจจุบันไม่ตรงกับคำขอ</w:t>
             </w:r>
           </w:p>
         </w:tc>
@@ -6913,7 +7077,7 @@
                 <w:rFonts w:ascii="Arial" w:hAnsi="Arial" w:eastAsia="Arial" w:cs="Tahoma"/>
                 <w:sz w:val="18"/>
               </w:rPr>
-              <w:t>ไม่สามารถเชื่อมต่อแบบฟอร์ม FS ได้ กรุณาลองอีกครั้ง</w:t>
+              <w:t>ข้อมูลมีการเปลี่ยนแปลง กรุณาโหลดข้อมูลล่าสุดแล้วดำเนินการใหม่</w:t>
             </w:r>
           </w:p>
         </w:tc>
@@ -6943,6 +7107,216 @@
                 <w:rFonts w:ascii="Arial" w:hAnsi="Arial" w:eastAsia="Arial" w:cs="Tahoma"/>
                 <w:sz w:val="18"/>
               </w:rPr>
+              <w:t>STALE_VERSION</w:t>
+            </w:r>
+          </w:p>
+        </w:tc>
+        <w:tc>
+          <w:tcPr>
+            <w:tcW w:type="dxa" w:w="2520"/>
+            <w:vAlign w:val="center"/>
+          </w:tcPr>
+          <w:p>
+            <w:pPr>
+              <w:keepLines/>
+              <w:spacing w:after="0"/>
+            </w:pPr>
+            <w:r>
+              <w:rPr>
+                <w:rFonts w:ascii="Arial" w:hAnsi="Arial" w:eastAsia="Arial" w:cs="Tahoma"/>
+                <w:sz w:val="18"/>
+              </w:rPr>
+            </w:r>
+            <w:r>
+              <w:rPr>
+                <w:rFonts w:ascii="Arial" w:hAnsi="Arial" w:eastAsia="Arial" w:cs="Tahoma"/>
+                <w:sz w:val="18"/>
+              </w:rPr>
+              <w:t>409</w:t>
+            </w:r>
+          </w:p>
+        </w:tc>
+        <w:tc>
+          <w:tcPr>
+            <w:tcW w:type="dxa" w:w="2520"/>
+            <w:vAlign w:val="center"/>
+          </w:tcPr>
+          <w:p>
+            <w:pPr>
+              <w:keepLines/>
+              <w:spacing w:after="0"/>
+            </w:pPr>
+            <w:r>
+              <w:rPr>
+                <w:rFonts w:ascii="Arial" w:hAnsi="Arial" w:eastAsia="Arial" w:cs="Tahoma"/>
+                <w:sz w:val="18"/>
+              </w:rPr>
+            </w:r>
+            <w:r>
+              <w:rPr>
+                <w:rFonts w:ascii="Arial" w:hAnsi="Arial" w:eastAsia="Arial" w:cs="Tahoma"/>
+                <w:sz w:val="18"/>
+              </w:rPr>
+              <w:t>versionNo ที่ส่งมาไม่ตรงกับ sgi_compensation_documents.version_no</w:t>
+            </w:r>
+          </w:p>
+        </w:tc>
+        <w:tc>
+          <w:tcPr>
+            <w:tcW w:type="dxa" w:w="2520"/>
+            <w:vAlign w:val="center"/>
+          </w:tcPr>
+          <w:p>
+            <w:pPr>
+              <w:keepLines/>
+              <w:spacing w:after="0"/>
+            </w:pPr>
+            <w:r>
+              <w:rPr>
+                <w:rFonts w:ascii="Arial" w:hAnsi="Arial" w:eastAsia="Arial" w:cs="Tahoma"/>
+                <w:sz w:val="18"/>
+              </w:rPr>
+            </w:r>
+            <w:r>
+              <w:rPr>
+                <w:rFonts w:ascii="Arial" w:hAnsi="Arial" w:eastAsia="Arial" w:cs="Tahoma"/>
+                <w:sz w:val="18"/>
+              </w:rPr>
+              <w:t>ข้อมูลถูกแก้ไขโดยผู้ใช้อื่น กรุณาโหลดข้อมูลล่าสุดแล้วลองอีกครั้ง</w:t>
+            </w:r>
+          </w:p>
+        </w:tc>
+      </w:tr>
+      <w:tr>
+        <w:trPr>
+          <w:cantSplit/>
+        </w:trPr>
+        <w:tc>
+          <w:tcPr>
+            <w:tcW w:type="dxa" w:w="2520"/>
+            <w:vAlign w:val="center"/>
+          </w:tcPr>
+          <w:p>
+            <w:pPr>
+              <w:keepLines/>
+              <w:spacing w:after="0"/>
+            </w:pPr>
+            <w:r>
+              <w:rPr>
+                <w:rFonts w:ascii="Arial" w:hAnsi="Arial" w:eastAsia="Arial" w:cs="Tahoma"/>
+                <w:sz w:val="18"/>
+              </w:rPr>
+            </w:r>
+            <w:r>
+              <w:rPr>
+                <w:rFonts w:ascii="Arial" w:hAnsi="Arial" w:eastAsia="Arial" w:cs="Tahoma"/>
+                <w:sz w:val="18"/>
+              </w:rPr>
+              <w:t>FS_BRIDGE_UNAVAILABLE</w:t>
+            </w:r>
+          </w:p>
+        </w:tc>
+        <w:tc>
+          <w:tcPr>
+            <w:tcW w:type="dxa" w:w="2520"/>
+            <w:vAlign w:val="center"/>
+          </w:tcPr>
+          <w:p>
+            <w:pPr>
+              <w:keepLines/>
+              <w:spacing w:after="0"/>
+            </w:pPr>
+            <w:r>
+              <w:rPr>
+                <w:rFonts w:ascii="Arial" w:hAnsi="Arial" w:eastAsia="Arial" w:cs="Tahoma"/>
+                <w:sz w:val="18"/>
+              </w:rPr>
+            </w:r>
+            <w:r>
+              <w:rPr>
+                <w:rFonts w:ascii="Arial" w:hAnsi="Arial" w:eastAsia="Arial" w:cs="Tahoma"/>
+                <w:sz w:val="18"/>
+              </w:rPr>
+              <w:t>FE</w:t>
+            </w:r>
+          </w:p>
+        </w:tc>
+        <w:tc>
+          <w:tcPr>
+            <w:tcW w:type="dxa" w:w="2520"/>
+            <w:vAlign w:val="center"/>
+          </w:tcPr>
+          <w:p>
+            <w:pPr>
+              <w:keepLines/>
+              <w:spacing w:after="0"/>
+            </w:pPr>
+            <w:r>
+              <w:rPr>
+                <w:rFonts w:ascii="Arial" w:hAnsi="Arial" w:eastAsia="Arial" w:cs="Tahoma"/>
+                <w:sz w:val="18"/>
+              </w:rPr>
+            </w:r>
+            <w:r>
+              <w:rPr>
+                <w:rFonts w:ascii="Arial" w:hAnsi="Arial" w:eastAsia="Arial" w:cs="Tahoma"/>
+                <w:sz w:val="18"/>
+              </w:rPr>
+              <w:t>hidden iframe ไม่ตอบ FS_FORM_READY ภายในเวลาที่กำหนด</w:t>
+            </w:r>
+          </w:p>
+        </w:tc>
+        <w:tc>
+          <w:tcPr>
+            <w:tcW w:type="dxa" w:w="2520"/>
+            <w:vAlign w:val="center"/>
+          </w:tcPr>
+          <w:p>
+            <w:pPr>
+              <w:keepLines/>
+              <w:spacing w:after="0"/>
+            </w:pPr>
+            <w:r>
+              <w:rPr>
+                <w:rFonts w:ascii="Arial" w:hAnsi="Arial" w:eastAsia="Arial" w:cs="Tahoma"/>
+                <w:sz w:val="18"/>
+              </w:rPr>
+            </w:r>
+            <w:r>
+              <w:rPr>
+                <w:rFonts w:ascii="Arial" w:hAnsi="Arial" w:eastAsia="Arial" w:cs="Tahoma"/>
+                <w:sz w:val="18"/>
+              </w:rPr>
+              <w:t>ไม่สามารถเชื่อมต่อแบบฟอร์ม FS ได้ กรุณาลองอีกครั้ง</w:t>
+            </w:r>
+          </w:p>
+        </w:tc>
+      </w:tr>
+      <w:tr>
+        <w:trPr>
+          <w:cantSplit/>
+        </w:trPr>
+        <w:tc>
+          <w:tcPr>
+            <w:tcW w:type="dxa" w:w="2520"/>
+            <w:vAlign w:val="center"/>
+          </w:tcPr>
+          <w:p>
+            <w:pPr>
+              <w:keepLines/>
+              <w:spacing w:after="0"/>
+            </w:pPr>
+            <w:r>
+              <w:rPr>
+                <w:rFonts w:ascii="Arial" w:hAnsi="Arial" w:eastAsia="Arial" w:cs="Tahoma"/>
+                <w:sz w:val="18"/>
+              </w:rPr>
+            </w:r>
+            <w:r>
+              <w:rPr>
+                <w:rFonts w:ascii="Arial" w:hAnsi="Arial" w:eastAsia="Arial" w:cs="Tahoma"/>
+                <w:sz w:val="18"/>
+              </w:rPr>
               <w:t>FS_BRIDGE_ORIGIN_INVALID</w:t>
             </w:r>
           </w:p>
@@ -7019,6 +7393,265 @@
                 <w:sz w:val="18"/>
               </w:rPr>
               <w:t>ไม่สามารถยืนยันแหล่งที่มาของแบบฟอร์ม FS ได้</w:t>
+            </w:r>
+          </w:p>
+        </w:tc>
+      </w:tr>
+      <w:tr>
+        <w:trPr>
+          <w:cantSplit/>
+        </w:trPr>
+        <w:tc>
+          <w:tcPr>
+            <w:tcW w:type="dxa" w:w="2520"/>
+            <w:vAlign w:val="center"/>
+          </w:tcPr>
+          <w:p>
+            <w:pPr>
+              <w:keepLines/>
+              <w:spacing w:after="0"/>
+            </w:pPr>
+            <w:r>
+              <w:rPr>
+                <w:rFonts w:ascii="Arial" w:hAnsi="Arial" w:eastAsia="Arial" w:cs="Tahoma"/>
+                <w:sz w:val="18"/>
+              </w:rPr>
+            </w:r>
+            <w:r>
+              <w:rPr>
+                <w:rFonts w:ascii="Arial" w:hAnsi="Arial" w:eastAsia="Arial" w:cs="Tahoma"/>
+                <w:sz w:val="18"/>
+              </w:rPr>
+              <w:t>CODE_DUPLICATE</w:t>
+            </w:r>
+          </w:p>
+        </w:tc>
+        <w:tc>
+          <w:tcPr>
+            <w:tcW w:type="dxa" w:w="2520"/>
+            <w:vAlign w:val="center"/>
+          </w:tcPr>
+          <w:p>
+            <w:pPr>
+              <w:keepLines/>
+              <w:spacing w:after="0"/>
+            </w:pPr>
+            <w:r>
+              <w:rPr>
+                <w:rFonts w:ascii="Arial" w:hAnsi="Arial" w:eastAsia="Arial" w:cs="Tahoma"/>
+                <w:sz w:val="18"/>
+              </w:rPr>
+            </w:r>
+            <w:r>
+              <w:rPr>
+                <w:rFonts w:ascii="Arial" w:hAnsi="Arial" w:eastAsia="Arial" w:cs="Tahoma"/>
+                <w:sz w:val="18"/>
+              </w:rPr>
+              <w:t>409</w:t>
+            </w:r>
+          </w:p>
+        </w:tc>
+        <w:tc>
+          <w:tcPr>
+            <w:tcW w:type="dxa" w:w="2520"/>
+            <w:vAlign w:val="center"/>
+          </w:tcPr>
+          <w:p>
+            <w:pPr>
+              <w:keepLines/>
+              <w:spacing w:after="0"/>
+            </w:pPr>
+            <w:r>
+              <w:rPr>
+                <w:rFonts w:ascii="Arial" w:hAnsi="Arial" w:eastAsia="Arial" w:cs="Tahoma"/>
+                <w:sz w:val="18"/>
+              </w:rPr>
+            </w:r>
+            <w:r>
+              <w:rPr>
+                <w:rFonts w:ascii="Arial" w:hAnsi="Arial" w:eastAsia="Arial" w:cs="Tahoma"/>
+                <w:sz w:val="18"/>
+              </w:rPr>
+              <w:t>บันทึก master ด้วยรหัสที่มีอยู่แล้ว (</w:t>
+            </w:r>
+            <w:r>
+              <w:rPr>
+                <w:rFonts w:ascii="Courier New" w:hAnsi="Courier New" w:eastAsia="Courier New" w:cs="Tahoma"/>
+                <w:sz w:val="18"/>
+              </w:rPr>
+              <w:t>factorCode</w:t>
+            </w:r>
+            <w:r>
+              <w:rPr>
+                <w:rFonts w:ascii="Arial" w:hAnsi="Arial" w:eastAsia="Arial" w:cs="Tahoma"/>
+                <w:sz w:val="18"/>
+              </w:rPr>
+              <w:t xml:space="preserve"> / </w:t>
+            </w:r>
+            <w:r>
+              <w:rPr>
+                <w:rFonts w:ascii="Courier New" w:hAnsi="Courier New" w:eastAsia="Courier New" w:cs="Tahoma"/>
+                <w:sz w:val="18"/>
+              </w:rPr>
+              <w:t>competitorCode</w:t>
+            </w:r>
+            <w:r>
+              <w:rPr>
+                <w:rFonts w:ascii="Arial" w:hAnsi="Arial" w:eastAsia="Arial" w:cs="Tahoma"/>
+                <w:sz w:val="18"/>
+              </w:rPr>
+              <w:t>)</w:t>
+            </w:r>
+          </w:p>
+        </w:tc>
+        <w:tc>
+          <w:tcPr>
+            <w:tcW w:type="dxa" w:w="2520"/>
+            <w:vAlign w:val="center"/>
+          </w:tcPr>
+          <w:p>
+            <w:pPr>
+              <w:keepLines/>
+              <w:spacing w:after="0"/>
+            </w:pPr>
+            <w:r>
+              <w:rPr>
+                <w:rFonts w:ascii="Arial" w:hAnsi="Arial" w:eastAsia="Arial" w:cs="Tahoma"/>
+                <w:sz w:val="18"/>
+              </w:rPr>
+            </w:r>
+            <w:r>
+              <w:rPr>
+                <w:rFonts w:ascii="Arial" w:hAnsi="Arial" w:eastAsia="Arial" w:cs="Tahoma"/>
+                <w:sz w:val="18"/>
+              </w:rPr>
+              <w:t>รหัสนี้ถูกใช้แล้ว กรุณาระบุรหัสอื่น</w:t>
+            </w:r>
+          </w:p>
+        </w:tc>
+      </w:tr>
+      <w:tr>
+        <w:trPr>
+          <w:cantSplit/>
+        </w:trPr>
+        <w:tc>
+          <w:tcPr>
+            <w:tcW w:type="dxa" w:w="2520"/>
+            <w:vAlign w:val="center"/>
+          </w:tcPr>
+          <w:p>
+            <w:pPr>
+              <w:keepLines/>
+              <w:spacing w:after="0"/>
+            </w:pPr>
+            <w:r>
+              <w:rPr>
+                <w:rFonts w:ascii="Arial" w:hAnsi="Arial" w:eastAsia="Arial" w:cs="Tahoma"/>
+                <w:sz w:val="18"/>
+              </w:rPr>
+            </w:r>
+            <w:r>
+              <w:rPr>
+                <w:rFonts w:ascii="Arial" w:hAnsi="Arial" w:eastAsia="Arial" w:cs="Tahoma"/>
+                <w:sz w:val="18"/>
+              </w:rPr>
+              <w:t>FS_PROTOCOL_VERSION_UNSUPPORTED</w:t>
+            </w:r>
+          </w:p>
+        </w:tc>
+        <w:tc>
+          <w:tcPr>
+            <w:tcW w:type="dxa" w:w="2520"/>
+            <w:vAlign w:val="center"/>
+          </w:tcPr>
+          <w:p>
+            <w:pPr>
+              <w:keepLines/>
+              <w:spacing w:after="0"/>
+            </w:pPr>
+            <w:r>
+              <w:rPr>
+                <w:rFonts w:ascii="Arial" w:hAnsi="Arial" w:eastAsia="Arial" w:cs="Tahoma"/>
+                <w:sz w:val="18"/>
+              </w:rPr>
+            </w:r>
+            <w:r>
+              <w:rPr>
+                <w:rFonts w:ascii="Arial" w:hAnsi="Arial" w:eastAsia="Arial" w:cs="Tahoma"/>
+                <w:sz w:val="18"/>
+              </w:rPr>
+              <w:t>FE</w:t>
+            </w:r>
+          </w:p>
+        </w:tc>
+        <w:tc>
+          <w:tcPr>
+            <w:tcW w:type="dxa" w:w="2520"/>
+            <w:vAlign w:val="center"/>
+          </w:tcPr>
+          <w:p>
+            <w:pPr>
+              <w:keepLines/>
+              <w:spacing w:after="0"/>
+            </w:pPr>
+            <w:r>
+              <w:rPr>
+                <w:rFonts w:ascii="Arial" w:hAnsi="Arial" w:eastAsia="Arial" w:cs="Tahoma"/>
+                <w:sz w:val="18"/>
+              </w:rPr>
+            </w:r>
+            <w:r>
+              <w:rPr>
+                <w:rFonts w:ascii="Arial" w:hAnsi="Arial" w:eastAsia="Arial" w:cs="Tahoma"/>
+                <w:sz w:val="18"/>
+              </w:rPr>
+              <w:t xml:space="preserve">ข้อความจาก FS iframe ส่ง </w:t>
+            </w:r>
+            <w:r>
+              <w:rPr>
+                <w:rFonts w:ascii="Courier New" w:hAnsi="Courier New" w:eastAsia="Courier New" w:cs="Tahoma"/>
+                <w:sz w:val="18"/>
+              </w:rPr>
+              <w:t>protocolVersion</w:t>
+            </w:r>
+            <w:r>
+              <w:rPr>
+                <w:rFonts w:ascii="Arial" w:hAnsi="Arial" w:eastAsia="Arial" w:cs="Tahoma"/>
+                <w:sz w:val="18"/>
+              </w:rPr>
+              <w:t xml:space="preserve"> ที่ไม่ใช่ </w:t>
+            </w:r>
+            <w:r>
+              <w:rPr>
+                <w:rFonts w:ascii="Courier New" w:hAnsi="Courier New" w:eastAsia="Courier New" w:cs="Tahoma"/>
+                <w:sz w:val="18"/>
+              </w:rPr>
+              <w:t>1.0</w:t>
+            </w:r>
+          </w:p>
+        </w:tc>
+        <w:tc>
+          <w:tcPr>
+            <w:tcW w:type="dxa" w:w="2520"/>
+            <w:vAlign w:val="center"/>
+          </w:tcPr>
+          <w:p>
+            <w:pPr>
+              <w:keepLines/>
+              <w:spacing w:after="0"/>
+            </w:pPr>
+            <w:r>
+              <w:rPr>
+                <w:rFonts w:ascii="Arial" w:hAnsi="Arial" w:eastAsia="Arial" w:cs="Tahoma"/>
+                <w:sz w:val="18"/>
+              </w:rPr>
+            </w:r>
+            <w:r>
+              <w:rPr>
+                <w:rFonts w:ascii="Arial" w:hAnsi="Arial" w:eastAsia="Arial" w:cs="Tahoma"/>
+                <w:sz w:val="18"/>
+              </w:rPr>
+              <w:t>เวอร์ชันของแบบฟอร์ม FS ไม่รองรับ กรุณาติดต่อผู้ดูแลระบบ</w:t>
             </w:r>
           </w:p>
         </w:tc>
@@ -7836,7 +8469,7 @@
                 <w:rFonts w:ascii="Arial" w:hAnsi="Arial" w:eastAsia="Arial" w:cs="Tahoma"/>
                 <w:sz w:val="18"/>
               </w:rPr>
-              <w:t xml:space="preserve">สิทธิ์เท่ากับอ่านเอกสาร + attachment ต้องเป็นของ docNo นั้น · ⚠️ เงื่อนไข </w:t>
+              <w:t xml:space="preserve">สิทธิ์เท่ากับอ่านเอกสาร + attachment ต้องเป็นของ docNo นั้น · เงื่อนไข </w:t>
             </w:r>
             <w:r>
               <w:rPr>
@@ -7850,21 +8483,134 @@
                 <w:rFonts w:ascii="Arial" w:hAnsi="Arial" w:eastAsia="Arial" w:cs="Tahoma"/>
                 <w:sz w:val="18"/>
               </w:rPr>
-              <w:t xml:space="preserve"> ขึ้นกับนโยบาย AV ที่ยังไม่เคาะ (ดู </w:t>
+              <w:t xml:space="preserve"> ใช้</w:t>
+            </w:r>
+            <w:r>
+              <w:rPr>
+                <w:rFonts w:ascii="Arial" w:hAnsi="Arial" w:eastAsia="Arial" w:cs="Tahoma"/>
+                <w:b/>
+                <w:sz w:val="18"/>
+              </w:rPr>
+              <w:t>นโยบายเดียวของทั้งระบบ</w:t>
+            </w:r>
+            <w:r>
+              <w:rPr>
+                <w:rFonts w:ascii="Arial" w:hAnsi="Arial" w:eastAsia="Arial" w:cs="Tahoma"/>
+                <w:sz w:val="18"/>
+              </w:rPr>
+              <w:t xml:space="preserve"> — </w:t>
             </w:r>
             <w:r>
               <w:rPr>
                 <w:rFonts w:ascii="Courier New" w:hAnsi="Courier New" w:eastAsia="Courier New" w:cs="Tahoma"/>
                 <w:sz w:val="18"/>
               </w:rPr>
-              <w:t>LLDD-BE-API-Attachment-Sales-Timeline.pdf</w:t>
-            </w:r>
-            <w:r>
-              <w:rPr>
-                <w:rFonts w:ascii="Arial" w:hAnsi="Arial" w:eastAsia="Arial" w:cs="Tahoma"/>
-                <w:sz w:val="18"/>
-              </w:rPr>
-              <w:t xml:space="preserve"> 5.1) — บังคับ CLEAN อย่างเดียวตอนนี้จะดาวน์โหลดไม่ได้เลย</w:t>
+              <w:t>CLEAN</w:t>
+            </w:r>
+            <w:r>
+              <w:rPr>
+                <w:rFonts w:ascii="Arial" w:hAnsi="Arial" w:eastAsia="Arial" w:cs="Tahoma"/>
+                <w:sz w:val="18"/>
+              </w:rPr>
+              <w:t xml:space="preserve"> ดาวน์โหลดได้เสมอ · </w:t>
+            </w:r>
+            <w:r>
+              <w:rPr>
+                <w:rFonts w:ascii="Courier New" w:hAnsi="Courier New" w:eastAsia="Courier New" w:cs="Tahoma"/>
+                <w:sz w:val="18"/>
+              </w:rPr>
+              <w:t>BLOCKED</w:t>
+            </w:r>
+            <w:r>
+              <w:rPr>
+                <w:rFonts w:ascii="Arial" w:hAnsi="Arial" w:eastAsia="Arial" w:cs="Tahoma"/>
+                <w:sz w:val="18"/>
+              </w:rPr>
+              <w:t>/</w:t>
+            </w:r>
+            <w:r>
+              <w:rPr>
+                <w:rFonts w:ascii="Courier New" w:hAnsi="Courier New" w:eastAsia="Courier New" w:cs="Tahoma"/>
+                <w:sz w:val="18"/>
+              </w:rPr>
+              <w:t>FAILED</w:t>
+            </w:r>
+            <w:r>
+              <w:rPr>
+                <w:rFonts w:ascii="Arial" w:hAnsi="Arial" w:eastAsia="Arial" w:cs="Tahoma"/>
+                <w:sz w:val="18"/>
+              </w:rPr>
+              <w:t xml:space="preserve"> คืน 422 </w:t>
+            </w:r>
+            <w:r>
+              <w:rPr>
+                <w:rFonts w:ascii="Courier New" w:hAnsi="Courier New" w:eastAsia="Courier New" w:cs="Tahoma"/>
+                <w:sz w:val="18"/>
+              </w:rPr>
+              <w:t>FILE_SCAN_BLOCKED</w:t>
+            </w:r>
+            <w:r>
+              <w:rPr>
+                <w:rFonts w:ascii="Arial" w:hAnsi="Arial" w:eastAsia="Arial" w:cs="Tahoma"/>
+                <w:sz w:val="18"/>
+              </w:rPr>
+              <w:t xml:space="preserve"> เสมอ · </w:t>
+            </w:r>
+            <w:r>
+              <w:rPr>
+                <w:rFonts w:ascii="Courier New" w:hAnsi="Courier New" w:eastAsia="Courier New" w:cs="Tahoma"/>
+                <w:sz w:val="18"/>
+              </w:rPr>
+              <w:t>PENDING</w:t>
+            </w:r>
+            <w:r>
+              <w:rPr>
+                <w:rFonts w:ascii="Arial" w:hAnsi="Arial" w:eastAsia="Arial" w:cs="Tahoma"/>
+                <w:sz w:val="18"/>
+              </w:rPr>
+              <w:t xml:space="preserve"> ขึ้นกับสวิตช์ </w:t>
+            </w:r>
+            <w:r>
+              <w:rPr>
+                <w:rFonts w:ascii="Courier New" w:hAnsi="Courier New" w:eastAsia="Courier New" w:cs="Tahoma"/>
+                <w:sz w:val="18"/>
+              </w:rPr>
+              <w:t>SGI_ALLOW_PENDING_DOWNLOAD</w:t>
+            </w:r>
+            <w:r>
+              <w:rPr>
+                <w:rFonts w:ascii="Arial" w:hAnsi="Arial" w:eastAsia="Arial" w:cs="Tahoma"/>
+                <w:sz w:val="18"/>
+              </w:rPr>
+              <w:t xml:space="preserve"> (</w:t>
+            </w:r>
+            <w:r>
+              <w:rPr>
+                <w:rFonts w:ascii="Courier New" w:hAnsi="Courier New" w:eastAsia="Courier New" w:cs="Tahoma"/>
+                <w:sz w:val="18"/>
+              </w:rPr>
+              <w:t>mas_param</w:t>
+            </w:r>
+            <w:r>
+              <w:rPr>
+                <w:rFonts w:ascii="Arial" w:hAnsi="Arial" w:eastAsia="Arial" w:cs="Tahoma"/>
+                <w:sz w:val="18"/>
+              </w:rPr>
+              <w:t xml:space="preserve">) · รายละเอียดเต็มที่ </w:t>
+            </w:r>
+            <w:r>
+              <w:rPr>
+                <w:rFonts w:ascii="Courier New" w:hAnsi="Courier New" w:eastAsia="Courier New" w:cs="Tahoma"/>
+                <w:sz w:val="18"/>
+              </w:rPr>
+              <w:t>LLDD-BE-Integration-SBP-Platform.pdf</w:t>
+            </w:r>
+            <w:r>
+              <w:rPr>
+                <w:rFonts w:ascii="Arial" w:hAnsi="Arial" w:eastAsia="Arial" w:cs="Tahoma"/>
+                <w:sz w:val="18"/>
+              </w:rPr>
+              <w:t xml:space="preserve"> หัวข้อ 5</w:t>
             </w:r>
           </w:p>
         </w:tc>
@@ -8239,7 +8985,7 @@
                 <w:rFonts w:ascii="Arial" w:hAnsi="Arial" w:eastAsia="Arial" w:cs="Tahoma"/>
                 <w:sz w:val="18"/>
               </w:rPr>
-              <w:t>/sgi/workflow/instances · /sgi/interface/* (tracking · pending-ack · sta/ack callback)</w:t>
+              <w:t>/sgi/workflow/instances · /sgi/interface/* (tracking · pending-ack)</w:t>
             </w:r>
           </w:p>
         </w:tc>
@@ -13669,7 +14415,7 @@
     </w:p>
     <w:p>
       <w:pPr>
-        <w:pStyle w:val="Heading3"/>
+        <w:pStyle w:val="Heading2"/>
         <w:keepNext/>
         <w:keepLines/>
         <w:pageBreakBefore w:val="0"/>
@@ -13985,7 +14731,7 @@
                 <w:rFonts w:ascii="Arial" w:hAnsi="Arial" w:eastAsia="Arial" w:cs="Tahoma"/>
                 <w:sz w:val="18"/>
               </w:rPr>
-              <w:t>**อ้างอิงเท่านั้น — เจ้าของ endpoint นี้คือ LLDD-BE-API-Doc.pdf…</w:t>
+              <w:t>**อ้างอิงเท่านั้น — เจ้าของ endpoint นี้คือ LLDD-BE-API-Document-Workflow-Actions.pdf…</w:t>
             </w:r>
           </w:p>
         </w:tc>
@@ -14027,7 +14773,7 @@
     <w:p/>
     <w:p>
       <w:pPr>
-        <w:pStyle w:val="Heading3"/>
+        <w:pStyle w:val="Heading2"/>
         <w:keepNext/>
         <w:keepLines/>
         <w:pageBreakBefore w:val="0"/>

--- a/LLDD/word/BE/LLDD-BE-API-Common-Contracts.docx
+++ b/LLDD/word/BE/LLDD-BE-API-Common-Contracts.docx
@@ -4641,7 +4641,7 @@
         <w:rPr>
           <w:b/>
         </w:rPr>
-        <w:t>`SBP/srm-sps-spsap-store-consumer`</w:t>
+        <w:t>`SBP/srm-sps-spsap-sop-sgi-batch`</w:t>
       </w:r>
       <w:r>
         <w:t xml:space="preserve"> — ดู </w:t>
@@ -4650,7 +4650,10 @@
         <w:rPr>
           <w:rFonts w:ascii="Courier New" w:hAnsi="Courier New" w:eastAsia="Courier New" w:cs="Tahoma"/>
         </w:rPr>
-        <w:t>srm sps spsap store consumer</w:t>
+        <w:t>srm sps spsap sop sgi batch</w:t>
+      </w:r>
+      <w:r>
+        <w:t xml:space="preserve"> (job consume คิวเอง · มติ 2026-09-12)</w:t>
       </w:r>
     </w:p>
     <w:p>
@@ -13722,7 +13725,107 @@
                 <w:rFonts w:ascii="Arial" w:hAnsi="Arial" w:eastAsia="Arial" w:cs="Tahoma"/>
                 <w:sz w:val="18"/>
               </w:rPr>
-              <w:t>UTF-8; use value domain described by endpoint purpose</w:t>
+              <w:t xml:space="preserve">ช่อง </w:t>
+            </w:r>
+            <w:r>
+              <w:rPr>
+                <w:rFonts w:ascii="Arial" w:hAnsi="Arial" w:eastAsia="Arial" w:cs="Tahoma"/>
+                <w:b/>
+                <w:sz w:val="18"/>
+              </w:rPr>
+              <w:t>ผลการพิจารณา</w:t>
+            </w:r>
+            <w:r>
+              <w:rPr>
+                <w:rFonts w:ascii="Arial" w:hAnsi="Arial" w:eastAsia="Arial" w:cs="Tahoma"/>
+                <w:sz w:val="18"/>
+              </w:rPr>
+              <w:t xml:space="preserve"> (มีเฉพาะหน้า *ที่เกี่ยวข้อง*) — </w:t>
+            </w:r>
+            <w:r>
+              <w:rPr>
+                <w:rFonts w:ascii="Courier New" w:hAnsi="Courier New" w:eastAsia="Courier New" w:cs="Tahoma"/>
+                <w:sz w:val="18"/>
+              </w:rPr>
+              <w:t>APPROVE</w:t>
+            </w:r>
+            <w:r>
+              <w:rPr>
+                <w:rFonts w:ascii="Arial" w:hAnsi="Arial" w:eastAsia="Arial" w:cs="Tahoma"/>
+                <w:sz w:val="18"/>
+              </w:rPr>
+              <w:t xml:space="preserve"> / </w:t>
+            </w:r>
+            <w:r>
+              <w:rPr>
+                <w:rFonts w:ascii="Courier New" w:hAnsi="Courier New" w:eastAsia="Courier New" w:cs="Tahoma"/>
+                <w:sz w:val="18"/>
+              </w:rPr>
+              <w:t>REJECT</w:t>
+            </w:r>
+            <w:r>
+              <w:rPr>
+                <w:rFonts w:ascii="Arial" w:hAnsi="Arial" w:eastAsia="Arial" w:cs="Tahoma"/>
+                <w:sz w:val="18"/>
+              </w:rPr>
+              <w:t xml:space="preserve"> / </w:t>
+            </w:r>
+            <w:r>
+              <w:rPr>
+                <w:rFonts w:ascii="Courier New" w:hAnsi="Courier New" w:eastAsia="Courier New" w:cs="Tahoma"/>
+                <w:sz w:val="18"/>
+              </w:rPr>
+              <w:t>CANCELLED</w:t>
+            </w:r>
+            <w:r>
+              <w:rPr>
+                <w:rFonts w:ascii="Arial" w:hAnsi="Arial" w:eastAsia="Arial" w:cs="Tahoma"/>
+                <w:sz w:val="18"/>
+              </w:rPr>
+              <w:t xml:space="preserve"> / </w:t>
+            </w:r>
+            <w:r>
+              <w:rPr>
+                <w:rFonts w:ascii="Courier New" w:hAnsi="Courier New" w:eastAsia="Courier New" w:cs="Tahoma"/>
+                <w:sz w:val="18"/>
+              </w:rPr>
+              <w:t>NONE</w:t>
+            </w:r>
+            <w:r>
+              <w:rPr>
+                <w:rFonts w:ascii="Arial" w:hAnsi="Arial" w:eastAsia="Arial" w:cs="Tahoma"/>
+                <w:sz w:val="18"/>
+              </w:rPr>
+              <w:t xml:space="preserve"> · ดูจากผลพิจารณา </w:t>
+            </w:r>
+            <w:r>
+              <w:rPr>
+                <w:rFonts w:ascii="Arial" w:hAnsi="Arial" w:eastAsia="Arial" w:cs="Tahoma"/>
+                <w:b/>
+                <w:sz w:val="18"/>
+              </w:rPr>
+              <w:t>ล่าสุด</w:t>
+            </w:r>
+            <w:r>
+              <w:rPr>
+                <w:rFonts w:ascii="Arial" w:hAnsi="Arial" w:eastAsia="Arial" w:cs="Tahoma"/>
+                <w:sz w:val="18"/>
+              </w:rPr>
+              <w:t xml:space="preserve"> ของเอกสารใน </w:t>
+            </w:r>
+            <w:r>
+              <w:rPr>
+                <w:rFonts w:ascii="Courier New" w:hAnsi="Courier New" w:eastAsia="Courier New" w:cs="Tahoma"/>
+                <w:sz w:val="18"/>
+              </w:rPr>
+              <w:t>sgi_consideration_logs</w:t>
+            </w:r>
+            <w:r>
+              <w:rPr>
+                <w:rFonts w:ascii="Arial" w:hAnsi="Arial" w:eastAsia="Arial" w:cs="Tahoma"/>
+                <w:sz w:val="18"/>
+              </w:rPr>
+              <w:t xml:space="preserve"> ไม่ได้อยู่ที่หัวเอกสาร</w:t>
             </w:r>
           </w:p>
         </w:tc>

--- a/LLDD/word/BE/LLDD-BE-API-Common-Contracts.docx
+++ b/LLDD/word/BE/LLDD-BE-API-Common-Contracts.docx
@@ -4529,7 +4529,7 @@
         <w:t>Batch job ไม่มีกลุ่ม path ของตัวเอง</w:t>
       </w:r>
       <w:r>
-        <w:t xml:space="preserve"> — Jobs 2, 3, 4, 5, 6, 7, 8, 8b, 9, 10, 12 (รวม 11 job) รันด้วย AWS Batch/CLI ไม่ได้เปิด endpoint (กลุ่ม Batch Job Admin 6 เส้นถูกตัดทิ้ง 2026-08-06 · </w:t>
+        <w:t xml:space="preserve"> — Jobs 2, 3, 4, 5, 6, 7, 8, 8b, 9, 10, 11, 12 (รวม 12 job) รันด้วย AWS Batch/CLI ไม่ได้เปิด endpoint (กลุ่ม Batch Job Admin 6 เส้นถูกตัดทิ้ง 2026-08-06 · </w:t>
       </w:r>
       <w:r>
         <w:rPr>

--- a/LLDD/word/BE/LLDD-BE-API-Common-Contracts.docx
+++ b/LLDD/word/BE/LLDD-BE-API-Common-Contracts.docx
@@ -4529,7 +4529,7 @@
         <w:t>Batch job ไม่มีกลุ่ม path ของตัวเอง</w:t>
       </w:r>
       <w:r>
-        <w:t xml:space="preserve"> — Jobs 2, 3, 4, 5, 6, 7, 8, 8b, 9, 10, 11, 12 (รวม 12 job) รันด้วย AWS Batch/CLI ไม่ได้เปิด endpoint (กลุ่ม Batch Job Admin 6 เส้นถูกตัดทิ้ง 2026-08-06 · </w:t>
+        <w:t xml:space="preserve"> — Jobs 2, 3, 4, 5, 6, 7, 8, 8b, 9, 10, 12 (รวม 11 job) รันด้วย AWS Batch/CLI ไม่ได้เปิด endpoint (กลุ่ม Batch Job Admin 6 เส้นถูกตัดทิ้ง 2026-08-06 · </w:t>
       </w:r>
       <w:r>
         <w:rPr>

--- a/LLDD/word/BE/LLDD-BE-API-Common-Contracts.docx
+++ b/LLDD/word/BE/LLDD-BE-API-Common-Contracts.docx
@@ -7521,6 +7521,139 @@
                 <w:sz w:val="18"/>
               </w:rPr>
               <w:t>ผลการพิจารณานี้ใช้กับสถานะปัจจุบันของเอกสารไม่ได้ กรุณาโหลดข้อมูลล่าสุดแล้วลองอีกครั้ง</w:t>
+            </w:r>
+          </w:p>
+        </w:tc>
+      </w:tr>
+      <w:tr>
+        <w:trPr>
+          <w:cantSplit/>
+        </w:trPr>
+        <w:tc>
+          <w:tcPr>
+            <w:tcW w:type="dxa" w:w="2520"/>
+            <w:vAlign w:val="center"/>
+          </w:tcPr>
+          <w:p>
+            <w:pPr>
+              <w:keepLines/>
+              <w:spacing w:after="0"/>
+            </w:pPr>
+            <w:r>
+              <w:rPr>
+                <w:rFonts w:ascii="Arial" w:hAnsi="Arial" w:eastAsia="Arial" w:cs="Tahoma"/>
+                <w:sz w:val="18"/>
+              </w:rPr>
+            </w:r>
+            <w:r>
+              <w:rPr>
+                <w:rFonts w:ascii="Arial" w:hAnsi="Arial" w:eastAsia="Arial" w:cs="Tahoma"/>
+                <w:sz w:val="18"/>
+              </w:rPr>
+              <w:t>WORKFLOW_STATE_MISMATCH</w:t>
+            </w:r>
+          </w:p>
+        </w:tc>
+        <w:tc>
+          <w:tcPr>
+            <w:tcW w:type="dxa" w:w="2520"/>
+            <w:vAlign w:val="center"/>
+          </w:tcPr>
+          <w:p>
+            <w:pPr>
+              <w:keepLines/>
+              <w:spacing w:after="0"/>
+            </w:pPr>
+            <w:r>
+              <w:rPr>
+                <w:rFonts w:ascii="Arial" w:hAnsi="Arial" w:eastAsia="Arial" w:cs="Tahoma"/>
+                <w:sz w:val="18"/>
+              </w:rPr>
+            </w:r>
+            <w:r>
+              <w:rPr>
+                <w:rFonts w:ascii="Arial" w:hAnsi="Arial" w:eastAsia="Arial" w:cs="Tahoma"/>
+                <w:sz w:val="18"/>
+              </w:rPr>
+              <w:t>409</w:t>
+            </w:r>
+          </w:p>
+        </w:tc>
+        <w:tc>
+          <w:tcPr>
+            <w:tcW w:type="dxa" w:w="2520"/>
+            <w:vAlign w:val="center"/>
+          </w:tcPr>
+          <w:p>
+            <w:pPr>
+              <w:keepLines/>
+              <w:spacing w:after="0"/>
+            </w:pPr>
+            <w:r>
+              <w:rPr>
+                <w:rFonts w:ascii="Arial" w:hAnsi="Arial" w:eastAsia="Arial" w:cs="Tahoma"/>
+                <w:sz w:val="18"/>
+              </w:rPr>
+            </w:r>
+            <w:r>
+              <w:rPr>
+                <w:rFonts w:ascii="Arial" w:hAnsi="Arial" w:eastAsia="Arial" w:cs="Tahoma"/>
+                <w:sz w:val="18"/>
+              </w:rPr>
+              <w:t>ก่อนยิง event ของเส้น actions ขั้นที่ engine ยืนอยู่ (</w:t>
+            </w:r>
+            <w:r>
+              <w:rPr>
+                <w:rFonts w:ascii="Courier New" w:hAnsi="Courier New" w:eastAsia="Courier New" w:cs="Tahoma"/>
+                <w:sz w:val="18"/>
+              </w:rPr>
+              <w:t>workflow_transaction.current_state_id</w:t>
+            </w:r>
+            <w:r>
+              <w:rPr>
+                <w:rFonts w:ascii="Arial" w:hAnsi="Arial" w:eastAsia="Arial" w:cs="Tahoma"/>
+                <w:sz w:val="18"/>
+              </w:rPr>
+              <w:t xml:space="preserve">) ไม่ตรงกับ </w:t>
+            </w:r>
+            <w:r>
+              <w:rPr>
+                <w:rFonts w:ascii="Courier New" w:hAnsi="Courier New" w:eastAsia="Courier New" w:cs="Tahoma"/>
+                <w:sz w:val="18"/>
+              </w:rPr>
+              <w:t>current_section_code</w:t>
+            </w:r>
+            <w:r>
+              <w:rPr>
+                <w:rFonts w:ascii="Arial" w:hAnsi="Arial" w:eastAsia="Arial" w:cs="Tahoma"/>
+                <w:sz w:val="18"/>
+              </w:rPr>
+              <w:t xml:space="preserve"> ของหัวเอกสาร — ข้อมูลสองฝั่งไม่ตรงกัน ไม่บันทึกอะไรเลย · แยกจาก NOT_CURRENT_ACTOR เพราะโหลดใหม่อาจไม่หาย (เพิ่ม 2026-10-16)</w:t>
+            </w:r>
+          </w:p>
+        </w:tc>
+        <w:tc>
+          <w:tcPr>
+            <w:tcW w:type="dxa" w:w="2520"/>
+            <w:vAlign w:val="center"/>
+          </w:tcPr>
+          <w:p>
+            <w:pPr>
+              <w:keepLines/>
+              <w:spacing w:after="0"/>
+            </w:pPr>
+            <w:r>
+              <w:rPr>
+                <w:rFonts w:ascii="Arial" w:hAnsi="Arial" w:eastAsia="Arial" w:cs="Tahoma"/>
+                <w:sz w:val="18"/>
+              </w:rPr>
+            </w:r>
+            <w:r>
+              <w:rPr>
+                <w:rFonts w:ascii="Arial" w:hAnsi="Arial" w:eastAsia="Arial" w:cs="Tahoma"/>
+                <w:sz w:val="18"/>
+              </w:rPr>
+              <w:t>สถานะเอกสารไม่ตรงกับขั้นตอนของ workflow กรุณาโหลดหน้าใหม่ หากยังพบปัญหาให้แจ้งผู้ดูแลระบบ</w:t>
             </w:r>
           </w:p>
         </w:tc>
